--- a/arb/docx/64.content.docx
+++ b/arb/docx/64.content.docx
@@ -9,6 +9,8 @@
       </w:pPr>
       <w:r>
         <w:rPr>
+          <w:rtl/>
+          <w:cs/>
           <w:lang w:val="ar_AE" w:bidi="ar_AE"/>
         </w:rPr>
       </w:r>
@@ -20,12 +22,16 @@
       </w:pPr>
       <w:r>
         <w:rPr>
+          <w:rtl/>
+          <w:cs/>
           <w:lang w:val="ar_AE" w:bidi="ar_AE"/>
         </w:rPr>
         <w:t>Resource: Biblica Study Notes</w:t>
       </w:r>
       <w:r>
         <w:rPr>
+          <w:rtl/>
+          <w:cs/>
           <w:lang w:val="ar_AE" w:bidi="ar_AE"/>
         </w:rPr>
       </w:r>
@@ -36,53 +42,71 @@
       </w:pPr>
       <w:r>
         <w:rPr>
+          <w:rtl/>
+          <w:cs/>
           <w:lang w:val="ar_AE" w:bidi="ar_AE"/>
         </w:rPr>
       </w:r>
       <w:r>
         <w:rPr>
           <w:b/>
+          <w:rtl/>
+          <w:cs/>
           <w:lang w:val="ar_AE" w:bidi="ar_AE"/>
         </w:rPr>
         <w:t>Biblica Study Notes (Book Intros)</w:t>
       </w:r>
       <w:r>
         <w:rPr>
+          <w:rtl/>
+          <w:cs/>
           <w:lang w:val="ar_AE" w:bidi="ar_AE"/>
         </w:rPr>
         <w:t xml:space="preserve"> © 2023 Biblica Inc. Released under CC BY-SA 4.0 license. </w:t>
       </w:r>
       <w:r>
         <w:rPr>
+          <w:rtl/>
+          <w:cs/>
           <w:lang w:val="ar_AE" w:bidi="ar_AE"/>
         </w:rPr>
         <w:t>Biblica Study Notes</w:t>
       </w:r>
       <w:r>
         <w:rPr>
+          <w:rtl/>
+          <w:cs/>
           <w:lang w:val="ar_AE" w:bidi="ar_AE"/>
         </w:rPr>
         <w:t xml:space="preserve"> has been adapted in the following languages: Tok Pisin, Arabic (عربي), French (Français), Hindi (हिंदी), Indonesian (Bahasa Indonesia), Portuguese (Português), Russian (Русский), Spanish (Español), Swahili (Kiswahili), and Simplified Chinese (简体中文)from </w:t>
       </w:r>
       <w:r>
         <w:rPr>
+          <w:rtl/>
+          <w:cs/>
           <w:lang w:val="ar_AE" w:bidi="ar_AE"/>
         </w:rPr>
         <w:t>Biblica Study Notes</w:t>
       </w:r>
       <w:r>
         <w:rPr>
+          <w:rtl/>
+          <w:cs/>
           <w:lang w:val="ar_AE" w:bidi="ar_AE"/>
         </w:rPr>
         <w:t xml:space="preserve"> © 2023 Biblica Inc. Released under CC BY-SA 4.0 license by Mission Mutual</w:t>
       </w:r>
       <w:r>
         <w:rPr>
-          <w:lang w:val="ar_AE" w:bidi="ar_AE"/>
-        </w:rPr>
-      </w:r>
-      <w:r>
-        <w:rPr>
+          <w:rtl/>
+          <w:cs/>
+          <w:lang w:val="ar_AE" w:bidi="ar_AE"/>
+        </w:rPr>
+      </w:r>
+      <w:r>
+        <w:rPr>
+          <w:rtl/>
+          <w:cs/>
           <w:lang w:val="ar_AE" w:bidi="ar_AE"/>
         </w:rPr>
       </w:r>
@@ -94,6 +118,8 @@
       </w:pPr>
       <w:r>
         <w:rPr>
+          <w:rtl/>
+          <w:cs/>
           <w:lang w:val="ar_AE" w:bidi="ar_AE"/>
         </w:rPr>
         <w:t>Biblica Study Notes</w:t>
@@ -123,6 +149,8 @@
       </w:pPr>
       <w:r>
         <w:rPr>
+          <w:rtl/>
+          <w:cs/>
           <w:lang w:val="ar_AE" w:bidi="ar_AE"/>
         </w:rPr>
       </w:r>
@@ -134,12 +162,16 @@
       </w:pPr>
       <w:r>
         <w:rPr>
+          <w:rtl/>
+          <w:cs/>
           <w:lang w:val="ar_AE" w:bidi="ar_AE"/>
         </w:rPr>
         <w:t>3JN</w:t>
       </w:r>
       <w:r>
         <w:rPr>
+          <w:rtl/>
+          <w:cs/>
           <w:lang w:val="ar_AE" w:bidi="ar_AE"/>
         </w:rPr>
       </w:r>
@@ -150,22 +182,30 @@
       </w:pPr>
       <w:r>
         <w:rPr>
-          <w:lang w:val="ar_AE" w:bidi="ar_AE"/>
-        </w:rPr>
-      </w:r>
-      <w:r>
-        <w:rPr>
+          <w:rtl/>
+          <w:cs/>
+          <w:lang w:val="ar_AE" w:bidi="ar_AE"/>
+        </w:rPr>
+      </w:r>
+      <w:r>
+        <w:rPr>
+          <w:rtl/>
+          <w:cs/>
           <w:lang w:val="ar_AE" w:bidi="ar_AE"/>
         </w:rPr>
         <w:t xml:space="preserve"> </w:t>
       </w:r>
       <w:r>
         <w:rPr>
-          <w:lang w:val="ar_AE" w:bidi="ar_AE"/>
-        </w:rPr>
-      </w:r>
-      <w:r>
-        <w:rPr>
+          <w:rtl/>
+          <w:cs/>
+          <w:lang w:val="ar_AE" w:bidi="ar_AE"/>
+        </w:rPr>
+      </w:r>
+      <w:r>
+        <w:rPr>
+          <w:rtl/>
+          <w:cs/>
           <w:lang w:val="ar_AE" w:bidi="ar_AE"/>
         </w:rPr>
       </w:r>
@@ -191,6 +231,8 @@
       </w:pPr>
       <w:r>
         <w:rPr>
+          <w:rtl/>
+          <w:cs/>
           <w:lang w:val="ar_AE" w:bidi="ar_AE"/>
         </w:rPr>
       </w:r>
@@ -202,12 +244,16 @@
       </w:pPr>
       <w:r>
         <w:rPr>
+          <w:rtl/>
+          <w:cs/>
           <w:lang w:val="ar_AE" w:bidi="ar_AE"/>
         </w:rPr>
         <w:t>يوحنا الثالثة</w:t>
       </w:r>
       <w:r>
         <w:rPr>
+          <w:rtl/>
+          <w:cs/>
           <w:lang w:val="ar_AE" w:bidi="ar_AE"/>
         </w:rPr>
       </w:r>
@@ -218,12 +264,16 @@
       </w:pPr>
       <w:r>
         <w:rPr>
+          <w:rtl/>
+          <w:cs/>
           <w:lang w:val="ar_AE" w:bidi="ar_AE"/>
         </w:rPr>
       </w:r>
       <w:r>
         <w:rPr>
           <w:b/>
+          <w:rtl/>
+          <w:cs/>
           <w:lang w:val="ar_AE" w:bidi="ar_AE"/>
         </w:rPr>
         <w:t>ما هي رسالة يوحنا الثالثة؟</w:t>
@@ -238,11 +288,15 @@
       </w:pPr>
       <w:r>
         <w:rPr>
-          <w:lang w:val="ar_AE" w:bidi="ar_AE"/>
-        </w:rPr>
-      </w:r>
-      <w:r>
-        <w:rPr>
+          <w:rtl/>
+          <w:cs/>
+          <w:lang w:val="ar_AE" w:bidi="ar_AE"/>
+        </w:rPr>
+      </w:r>
+      <w:r>
+        <w:rPr>
+          <w:rtl/>
+          <w:cs/>
           <w:lang w:val="ar_AE" w:bidi="ar_AE"/>
         </w:rPr>
         <w:t>رسالة يوحنا الثالثة هي رسالة (خِطاب). ولا تذكر الرسالة من كان الكاتب. لكن يُعتقد أن الرسول يوحنا هو الذي كتبها. ثم أن طريقة كتابة الرسالة تشبه كثيرًا رسالة يوحنا الأولى ورسالة يوحنا الثانية.</w:t>
@@ -257,11 +311,15 @@
       </w:pPr>
       <w:r>
         <w:rPr>
-          <w:lang w:val="ar_AE" w:bidi="ar_AE"/>
-        </w:rPr>
-      </w:r>
-      <w:r>
-        <w:rPr>
+          <w:rtl/>
+          <w:cs/>
+          <w:lang w:val="ar_AE" w:bidi="ar_AE"/>
+        </w:rPr>
+      </w:r>
+      <w:r>
+        <w:rPr>
+          <w:rtl/>
+          <w:cs/>
           <w:lang w:val="ar_AE" w:bidi="ar_AE"/>
         </w:rPr>
         <w:t>يُعتقد أن يوحنا كتب هذه الرسالة حوالي سنة 90 ميلادية.</w:t>
@@ -276,11 +334,15 @@
       </w:pPr>
       <w:r>
         <w:rPr>
-          <w:lang w:val="ar_AE" w:bidi="ar_AE"/>
-        </w:rPr>
-      </w:r>
-      <w:r>
-        <w:rPr>
+          <w:rtl/>
+          <w:cs/>
+          <w:lang w:val="ar_AE" w:bidi="ar_AE"/>
+        </w:rPr>
+      </w:r>
+      <w:r>
+        <w:rPr>
+          <w:rtl/>
+          <w:cs/>
           <w:lang w:val="ar_AE" w:bidi="ar_AE"/>
         </w:rPr>
         <w:t>يتضمن العهد الجديد ثلاث رسائل يُعتقد أنها كُتبت بواسطة يوحنا. هذه هي الرسالة الثالثة.</w:t>
@@ -292,12 +354,16 @@
       </w:pPr>
       <w:r>
         <w:rPr>
+          <w:rtl/>
+          <w:cs/>
           <w:lang w:val="ar_AE" w:bidi="ar_AE"/>
         </w:rPr>
       </w:r>
       <w:r>
         <w:rPr>
           <w:b/>
+          <w:rtl/>
+          <w:cs/>
           <w:lang w:val="ar_AE" w:bidi="ar_AE"/>
         </w:rPr>
         <w:t>لمن كُتبت رسالة يوحنا الثالثة؟</w:t>
@@ -312,11 +378,15 @@
       </w:pPr>
       <w:r>
         <w:rPr>
-          <w:lang w:val="ar_AE" w:bidi="ar_AE"/>
-        </w:rPr>
-      </w:r>
-      <w:r>
-        <w:rPr>
+          <w:rtl/>
+          <w:cs/>
+          <w:lang w:val="ar_AE" w:bidi="ar_AE"/>
+        </w:rPr>
+      </w:r>
+      <w:r>
+        <w:rPr>
+          <w:rtl/>
+          <w:cs/>
           <w:lang w:val="ar_AE" w:bidi="ar_AE"/>
         </w:rPr>
         <w:t>إلى شخص مؤمن يُدعى غايس. ويُعتقد أن غايس كان قائدًا للكنيسة في منطقة أفسس.</w:t>
@@ -331,11 +401,15 @@
       </w:pPr>
       <w:r>
         <w:rPr>
-          <w:lang w:val="ar_AE" w:bidi="ar_AE"/>
-        </w:rPr>
-      </w:r>
-      <w:r>
-        <w:rPr>
+          <w:rtl/>
+          <w:cs/>
+          <w:lang w:val="ar_AE" w:bidi="ar_AE"/>
+        </w:rPr>
+      </w:r>
+      <w:r>
+        <w:rPr>
+          <w:rtl/>
+          <w:cs/>
           <w:lang w:val="ar_AE" w:bidi="ar_AE"/>
         </w:rPr>
         <w:t>يدرك أتباع يسوع أن رسالة يوحنا الثالثة تشارك الحق عن يسوع. لذلك فهي لجميع الناس في كل مكان.</w:t>
@@ -347,12 +421,16 @@
       </w:pPr>
       <w:r>
         <w:rPr>
+          <w:rtl/>
+          <w:cs/>
           <w:lang w:val="ar_AE" w:bidi="ar_AE"/>
         </w:rPr>
       </w:r>
       <w:r>
         <w:rPr>
           <w:b/>
+          <w:rtl/>
+          <w:cs/>
           <w:lang w:val="ar_AE" w:bidi="ar_AE"/>
         </w:rPr>
         <w:t>لماذا كُتبت رسالة يوحنا الثالثة؟</w:t>
@@ -367,11 +445,15 @@
       </w:pPr>
       <w:r>
         <w:rPr>
-          <w:lang w:val="ar_AE" w:bidi="ar_AE"/>
-        </w:rPr>
-      </w:r>
-      <w:r>
-        <w:rPr>
+          <w:rtl/>
+          <w:cs/>
+          <w:lang w:val="ar_AE" w:bidi="ar_AE"/>
+        </w:rPr>
+      </w:r>
+      <w:r>
+        <w:rPr>
+          <w:rtl/>
+          <w:cs/>
           <w:lang w:val="ar_AE" w:bidi="ar_AE"/>
         </w:rPr>
         <w:t>ليَطلب من غايس مساعدة بعض المؤمنين الذين كانوا مسافرين.</w:t>
@@ -386,11 +468,15 @@
       </w:pPr>
       <w:r>
         <w:rPr>
-          <w:lang w:val="ar_AE" w:bidi="ar_AE"/>
-        </w:rPr>
-      </w:r>
-      <w:r>
-        <w:rPr>
+          <w:rtl/>
+          <w:cs/>
+          <w:lang w:val="ar_AE" w:bidi="ar_AE"/>
+        </w:rPr>
+      </w:r>
+      <w:r>
+        <w:rPr>
+          <w:rtl/>
+          <w:cs/>
           <w:lang w:val="ar_AE" w:bidi="ar_AE"/>
         </w:rPr>
         <w:t>لتحذير غايس حتى لا يكون مثل قائد الكنيسة الآخر المسمى ديوتريفس.</w:t>
@@ -402,12 +488,16 @@
       </w:pPr>
       <w:r>
         <w:rPr>
+          <w:rtl/>
+          <w:cs/>
           <w:lang w:val="ar_AE" w:bidi="ar_AE"/>
         </w:rPr>
       </w:r>
       <w:r>
         <w:rPr>
           <w:b/>
+          <w:rtl/>
+          <w:cs/>
           <w:lang w:val="ar_AE" w:bidi="ar_AE"/>
         </w:rPr>
         <w:t>الأفكار الرئيسية</w:t>
@@ -422,11 +512,15 @@
       </w:pPr>
       <w:r>
         <w:rPr>
-          <w:lang w:val="ar_AE" w:bidi="ar_AE"/>
-        </w:rPr>
-      </w:r>
-      <w:r>
-        <w:rPr>
+          <w:rtl/>
+          <w:cs/>
+          <w:lang w:val="ar_AE" w:bidi="ar_AE"/>
+        </w:rPr>
+      </w:r>
+      <w:r>
+        <w:rPr>
+          <w:rtl/>
+          <w:cs/>
           <w:lang w:val="ar_AE" w:bidi="ar_AE"/>
         </w:rPr>
         <w:t>البقاء مخلصًا وأمينًا للحق حول يسوع.</w:t>
@@ -441,11 +535,15 @@
       </w:pPr>
       <w:r>
         <w:rPr>
-          <w:lang w:val="ar_AE" w:bidi="ar_AE"/>
-        </w:rPr>
-      </w:r>
-      <w:r>
-        <w:rPr>
+          <w:rtl/>
+          <w:cs/>
+          <w:lang w:val="ar_AE" w:bidi="ar_AE"/>
+        </w:rPr>
+      </w:r>
+      <w:r>
+        <w:rPr>
+          <w:rtl/>
+          <w:cs/>
           <w:lang w:val="ar_AE" w:bidi="ar_AE"/>
         </w:rPr>
         <w:t>خدمة المؤمنين الآخرين والعمل معهم.</w:t>
@@ -460,11 +558,15 @@
       </w:pPr>
       <w:r>
         <w:rPr>
-          <w:lang w:val="ar_AE" w:bidi="ar_AE"/>
-        </w:rPr>
-      </w:r>
-      <w:r>
-        <w:rPr>
+          <w:rtl/>
+          <w:cs/>
+          <w:lang w:val="ar_AE" w:bidi="ar_AE"/>
+        </w:rPr>
+      </w:r>
+      <w:r>
+        <w:rPr>
+          <w:rtl/>
+          <w:cs/>
           <w:lang w:val="ar_AE" w:bidi="ar_AE"/>
         </w:rPr>
         <w:t>عمل الخير.</w:t>
@@ -476,12 +578,16 @@
       </w:pPr>
       <w:r>
         <w:rPr>
+          <w:rtl/>
+          <w:cs/>
           <w:lang w:val="ar_AE" w:bidi="ar_AE"/>
         </w:rPr>
       </w:r>
       <w:r>
         <w:rPr>
           <w:b/>
+          <w:rtl/>
+          <w:cs/>
           <w:lang w:val="ar_AE" w:bidi="ar_AE"/>
         </w:rPr>
         <w:t>مخطط السفر</w:t>
@@ -493,12 +599,16 @@
       </w:pPr>
       <w:r>
         <w:rPr>
+          <w:rtl/>
+          <w:cs/>
           <w:lang w:val="ar_AE" w:bidi="ar_AE"/>
         </w:rPr>
       </w:r>
       <w:r>
         <w:rPr>
           <w:b/>
+          <w:rtl/>
+          <w:cs/>
           <w:lang w:val="ar_AE" w:bidi="ar_AE"/>
         </w:rPr>
         <w:t>تحيات (1:1–2).</w:t>
@@ -510,12 +620,16 @@
       </w:pPr>
       <w:r>
         <w:rPr>
+          <w:rtl/>
+          <w:cs/>
           <w:lang w:val="ar_AE" w:bidi="ar_AE"/>
         </w:rPr>
       </w:r>
       <w:r>
         <w:rPr>
           <w:b/>
+          <w:rtl/>
+          <w:cs/>
           <w:lang w:val="ar_AE" w:bidi="ar_AE"/>
         </w:rPr>
         <w:t>يوحنا يشجع غايس (1:3–8).</w:t>
@@ -527,12 +641,16 @@
       </w:pPr>
       <w:r>
         <w:rPr>
+          <w:rtl/>
+          <w:cs/>
           <w:lang w:val="ar_AE" w:bidi="ar_AE"/>
         </w:rPr>
       </w:r>
       <w:r>
         <w:rPr>
           <w:b/>
+          <w:rtl/>
+          <w:cs/>
           <w:lang w:val="ar_AE" w:bidi="ar_AE"/>
         </w:rPr>
         <w:t>يوحنا يحذر من ديوتريفس (1:9–11).</w:t>
@@ -544,12 +662,16 @@
       </w:pPr>
       <w:r>
         <w:rPr>
+          <w:rtl/>
+          <w:cs/>
           <w:lang w:val="ar_AE" w:bidi="ar_AE"/>
         </w:rPr>
       </w:r>
       <w:r>
         <w:rPr>
           <w:b/>
+          <w:rtl/>
+          <w:cs/>
           <w:lang w:val="ar_AE" w:bidi="ar_AE"/>
         </w:rPr>
         <w:t>القدوة الحسنة لديمتريوس (1:12).</w:t>
@@ -561,23 +683,31 @@
       </w:pPr>
       <w:r>
         <w:rPr>
+          <w:rtl/>
+          <w:cs/>
           <w:lang w:val="ar_AE" w:bidi="ar_AE"/>
         </w:rPr>
       </w:r>
       <w:r>
         <w:rPr>
           <w:b/>
+          <w:rtl/>
+          <w:cs/>
           <w:lang w:val="ar_AE" w:bidi="ar_AE"/>
         </w:rPr>
         <w:t>التحيات الختامية (1:13–15).</w:t>
       </w:r>
       <w:r>
         <w:rPr>
-          <w:lang w:val="ar_AE" w:bidi="ar_AE"/>
-        </w:rPr>
-      </w:r>
-      <w:r>
-        <w:rPr>
+          <w:rtl/>
+          <w:cs/>
+          <w:lang w:val="ar_AE" w:bidi="ar_AE"/>
+        </w:rPr>
+      </w:r>
+      <w:r>
+        <w:rPr>
+          <w:rtl/>
+          <w:cs/>
           <w:lang w:val="ar_AE" w:bidi="ar_AE"/>
         </w:rPr>
       </w:r>
